--- a/aura-documents/output/word/02-people-policies/03-dress-code-and-grooming-standards.docx
+++ b/aura-documents/output/word/02-people-policies/03-dress-code-and-grooming-standards.docx
@@ -30,7 +30,7 @@
           <w:color w:val="7A6753"/>
           <w:sz w:val="16"/>
         </w:rPr>
-        <w:t xml:space="preserve">Document No. AUR-POL-03 · Version 0.1 (Draft) · Owner: General Manager · Effective: </w:t>
+        <w:t xml:space="preserve">Document No. AUR-POL-03 · Version 0.2 (Draft) · Owner: General Manager · Effective: </w:t>
       </w:r>
       <w:r>
         <w:rPr>
@@ -576,13 +576,107 @@
                 <w:color w:val="4A3A2C"/>
                 <w:sz w:val="17"/>
               </w:rPr>
-              <w:t>Housekeeping</w:t>
+              <w:t>Healers</w:t>
             </w:r>
           </w:p>
         </w:tc>
         <w:tc>
           <w:tcPr>
             <w:tcW w:type="dxa" w:w="3137"/>
+          </w:tcPr>
+          <w:p>
+            <w:pPr>
+              <w:spacing w:before="40" w:after="40" w:line="276" w:lineRule="auto"/>
+            </w:pPr>
+            <w:r>
+              <w:rPr>
+                <w:rFonts w:ascii="Jost" w:hAnsi="Jost" w:cs="Jost" w:eastAsia="Jost"/>
+                <w:b w:val="0"/>
+                <w:i w:val="0"/>
+                <w:color w:val="4A3A2C"/>
+                <w:sz w:val="17"/>
+              </w:rPr>
+              <w:t xml:space="preserve">Soft, movement-friendly top and trousers in </w:t>
+            </w:r>
+            <w:r>
+              <w:rPr>
+                <w:rFonts w:ascii="Jost" w:hAnsi="Jost" w:cs="Jost" w:eastAsia="Jost"/>
+                <w:b w:val="0"/>
+                <w:i w:val="0"/>
+                <w:color w:val="A6754C"/>
+                <w:sz w:val="17"/>
+              </w:rPr>
+              <w:t>[Colour]</w:t>
+            </w:r>
+            <w:r>
+              <w:rPr>
+                <w:rFonts w:ascii="Jost" w:hAnsi="Jost" w:cs="Jost" w:eastAsia="Jost"/>
+                <w:b w:val="0"/>
+                <w:i w:val="0"/>
+                <w:color w:val="4A3A2C"/>
+                <w:sz w:val="17"/>
+              </w:rPr>
+              <w:t>, suitable for consultations, Sound Healing and Guided Breathwork</w:t>
+            </w:r>
+          </w:p>
+        </w:tc>
+        <w:tc>
+          <w:tcPr>
+            <w:tcW w:type="dxa" w:w="3137"/>
+          </w:tcPr>
+          <w:p>
+            <w:pPr>
+              <w:spacing w:before="40" w:after="40" w:line="276" w:lineRule="auto"/>
+            </w:pPr>
+            <w:r>
+              <w:rPr>
+                <w:rFonts w:ascii="Jost" w:hAnsi="Jost" w:cs="Jost" w:eastAsia="Jost"/>
+                <w:b w:val="0"/>
+                <w:i w:val="0"/>
+                <w:color w:val="A6754C"/>
+                <w:sz w:val="17"/>
+              </w:rPr>
+              <w:t>[5]</w:t>
+            </w:r>
+            <w:r>
+              <w:rPr>
+                <w:rFonts w:ascii="Jost" w:hAnsi="Jost" w:cs="Jost" w:eastAsia="Jost"/>
+                <w:b w:val="0"/>
+                <w:i w:val="0"/>
+                <w:color w:val="4A3A2C"/>
+                <w:sz w:val="17"/>
+              </w:rPr>
+              <w:t xml:space="preserve"> sets</w:t>
+            </w:r>
+          </w:p>
+        </w:tc>
+      </w:tr>
+      <w:tr>
+        <w:tc>
+          <w:tcPr>
+            <w:tcW w:type="dxa" w:w="3137"/>
+            <w:shd w:val="clear" w:color="auto" w:fill="FBF5EE"/>
+          </w:tcPr>
+          <w:p>
+            <w:pPr>
+              <w:spacing w:before="40" w:after="40" w:line="276" w:lineRule="auto"/>
+            </w:pPr>
+            <w:r>
+              <w:rPr>
+                <w:rFonts w:ascii="Jost" w:hAnsi="Jost" w:cs="Jost" w:eastAsia="Jost"/>
+                <w:b w:val="0"/>
+                <w:i w:val="0"/>
+                <w:color w:val="4A3A2C"/>
+                <w:sz w:val="17"/>
+              </w:rPr>
+              <w:t>Cleaning support</w:t>
+            </w:r>
+          </w:p>
+        </w:tc>
+        <w:tc>
+          <w:tcPr>
+            <w:tcW w:type="dxa" w:w="3137"/>
+            <w:shd w:val="clear" w:color="auto" w:fill="FBF5EE"/>
           </w:tcPr>
           <w:p>
             <w:pPr>
@@ -623,6 +717,7 @@
         <w:tc>
           <w:tcPr>
             <w:tcW w:type="dxa" w:w="3137"/>
+            <w:shd w:val="clear" w:color="auto" w:fill="FBF5EE"/>
           </w:tcPr>
           <w:p>
             <w:pPr>
@@ -655,184 +750,6 @@
         <w:tc>
           <w:tcPr>
             <w:tcW w:type="dxa" w:w="3137"/>
-            <w:shd w:val="clear" w:color="auto" w:fill="FBF5EE"/>
-          </w:tcPr>
-          <w:p>
-            <w:pPr>
-              <w:spacing w:before="40" w:after="40" w:line="276" w:lineRule="auto"/>
-            </w:pPr>
-            <w:r>
-              <w:rPr>
-                <w:rFonts w:ascii="Jost" w:hAnsi="Jost" w:cs="Jost" w:eastAsia="Jost"/>
-                <w:b w:val="0"/>
-                <w:i w:val="0"/>
-                <w:color w:val="4A3A2C"/>
-                <w:sz w:val="17"/>
-              </w:rPr>
-              <w:t>Clinical staff</w:t>
-            </w:r>
-          </w:p>
-        </w:tc>
-        <w:tc>
-          <w:tcPr>
-            <w:tcW w:type="dxa" w:w="3137"/>
-            <w:shd w:val="clear" w:color="auto" w:fill="FBF5EE"/>
-          </w:tcPr>
-          <w:p>
-            <w:pPr>
-              <w:spacing w:before="40" w:after="40" w:line="276" w:lineRule="auto"/>
-            </w:pPr>
-            <w:r>
-              <w:rPr>
-                <w:rFonts w:ascii="Jost" w:hAnsi="Jost" w:cs="Jost" w:eastAsia="Jost"/>
-                <w:b w:val="0"/>
-                <w:i w:val="0"/>
-                <w:color w:val="4A3A2C"/>
-                <w:sz w:val="17"/>
-              </w:rPr>
-              <w:t xml:space="preserve">Clinical scrubs or tunic in </w:t>
-            </w:r>
-            <w:r>
-              <w:rPr>
-                <w:rFonts w:ascii="Jost" w:hAnsi="Jost" w:cs="Jost" w:eastAsia="Jost"/>
-                <w:b w:val="0"/>
-                <w:i w:val="0"/>
-                <w:color w:val="A6754C"/>
-                <w:sz w:val="17"/>
-              </w:rPr>
-              <w:t>[Colour]</w:t>
-            </w:r>
-            <w:r>
-              <w:rPr>
-                <w:rFonts w:ascii="Jost" w:hAnsi="Jost" w:cs="Jost" w:eastAsia="Jost"/>
-                <w:b w:val="0"/>
-                <w:i w:val="0"/>
-                <w:color w:val="4A3A2C"/>
-                <w:sz w:val="17"/>
-              </w:rPr>
-              <w:t xml:space="preserve"> meeting DHA infection-control requirements, white coat if required</w:t>
-            </w:r>
-          </w:p>
-        </w:tc>
-        <w:tc>
-          <w:tcPr>
-            <w:tcW w:type="dxa" w:w="3137"/>
-            <w:shd w:val="clear" w:color="auto" w:fill="FBF5EE"/>
-          </w:tcPr>
-          <w:p>
-            <w:pPr>
-              <w:spacing w:before="40" w:after="40" w:line="276" w:lineRule="auto"/>
-            </w:pPr>
-            <w:r>
-              <w:rPr>
-                <w:rFonts w:ascii="Jost" w:hAnsi="Jost" w:cs="Jost" w:eastAsia="Jost"/>
-                <w:b w:val="0"/>
-                <w:i w:val="0"/>
-                <w:color w:val="A6754C"/>
-                <w:sz w:val="17"/>
-              </w:rPr>
-              <w:t>[5]</w:t>
-            </w:r>
-            <w:r>
-              <w:rPr>
-                <w:rFonts w:ascii="Jost" w:hAnsi="Jost" w:cs="Jost" w:eastAsia="Jost"/>
-                <w:b w:val="0"/>
-                <w:i w:val="0"/>
-                <w:color w:val="4A3A2C"/>
-                <w:sz w:val="17"/>
-              </w:rPr>
-              <w:t xml:space="preserve"> sets</w:t>
-            </w:r>
-          </w:p>
-        </w:tc>
-      </w:tr>
-      <w:tr>
-        <w:tc>
-          <w:tcPr>
-            <w:tcW w:type="dxa" w:w="3137"/>
-          </w:tcPr>
-          <w:p>
-            <w:pPr>
-              <w:spacing w:before="40" w:after="40" w:line="276" w:lineRule="auto"/>
-            </w:pPr>
-            <w:r>
-              <w:rPr>
-                <w:rFonts w:ascii="Jost" w:hAnsi="Jost" w:cs="Jost" w:eastAsia="Jost"/>
-                <w:b w:val="0"/>
-                <w:i w:val="0"/>
-                <w:color w:val="4A3A2C"/>
-                <w:sz w:val="17"/>
-              </w:rPr>
-              <w:t>Breathwork guides</w:t>
-            </w:r>
-          </w:p>
-        </w:tc>
-        <w:tc>
-          <w:tcPr>
-            <w:tcW w:type="dxa" w:w="3137"/>
-          </w:tcPr>
-          <w:p>
-            <w:pPr>
-              <w:spacing w:before="40" w:after="40" w:line="276" w:lineRule="auto"/>
-            </w:pPr>
-            <w:r>
-              <w:rPr>
-                <w:rFonts w:ascii="Jost" w:hAnsi="Jost" w:cs="Jost" w:eastAsia="Jost"/>
-                <w:b w:val="0"/>
-                <w:i w:val="0"/>
-                <w:color w:val="4A3A2C"/>
-                <w:sz w:val="17"/>
-              </w:rPr>
-              <w:t xml:space="preserve">Soft, movement-friendly top and trousers in </w:t>
-            </w:r>
-            <w:r>
-              <w:rPr>
-                <w:rFonts w:ascii="Jost" w:hAnsi="Jost" w:cs="Jost" w:eastAsia="Jost"/>
-                <w:b w:val="0"/>
-                <w:i w:val="0"/>
-                <w:color w:val="A6754C"/>
-                <w:sz w:val="17"/>
-              </w:rPr>
-              <w:t>[Colour]</w:t>
-            </w:r>
-          </w:p>
-        </w:tc>
-        <w:tc>
-          <w:tcPr>
-            <w:tcW w:type="dxa" w:w="3137"/>
-          </w:tcPr>
-          <w:p>
-            <w:pPr>
-              <w:spacing w:before="40" w:after="40" w:line="276" w:lineRule="auto"/>
-            </w:pPr>
-            <w:r>
-              <w:rPr>
-                <w:rFonts w:ascii="Jost" w:hAnsi="Jost" w:cs="Jost" w:eastAsia="Jost"/>
-                <w:b w:val="0"/>
-                <w:i w:val="0"/>
-                <w:color w:val="A6754C"/>
-                <w:sz w:val="17"/>
-              </w:rPr>
-              <w:t>[3]</w:t>
-            </w:r>
-            <w:r>
-              <w:rPr>
-                <w:rFonts w:ascii="Jost" w:hAnsi="Jost" w:cs="Jost" w:eastAsia="Jost"/>
-                <w:b w:val="0"/>
-                <w:i w:val="0"/>
-                <w:color w:val="4A3A2C"/>
-                <w:sz w:val="17"/>
-              </w:rPr>
-              <w:t xml:space="preserve"> sets</w:t>
-            </w:r>
-          </w:p>
-        </w:tc>
-      </w:tr>
-      <w:tr>
-        <w:tc>
-          <w:tcPr>
-            <w:tcW w:type="dxa" w:w="3137"/>
-            <w:shd w:val="clear" w:color="auto" w:fill="FBF5EE"/>
           </w:tcPr>
           <w:p>
             <w:pPr>
@@ -853,7 +770,6 @@
         <w:tc>
           <w:tcPr>
             <w:tcW w:type="dxa" w:w="3137"/>
-            <w:shd w:val="clear" w:color="auto" w:fill="FBF5EE"/>
           </w:tcPr>
           <w:p>
             <w:pPr>
@@ -874,7 +790,6 @@
         <w:tc>
           <w:tcPr>
             <w:tcW w:type="dxa" w:w="3137"/>
-            <w:shd w:val="clear" w:color="auto" w:fill="FBF5EE"/>
           </w:tcPr>
           <w:p>
             <w:pPr>
@@ -922,7 +837,7 @@
           <w:color w:val="4A3A2C"/>
           <w:sz w:val="20"/>
         </w:rPr>
-        <w:t>Robes, towels and slippers are for guests only. Do not wear guest robes.</w:t>
+        <w:t>Robes, Aura-branded towels, Aura-branded guest clothing and hotel-style Aura-branded slippers are for guests only. Do not wear guest items.</w:t>
       </w:r>
     </w:p>
     <w:p>
@@ -1188,7 +1103,7 @@
                 <w:color w:val="4A3A2C"/>
                 <w:sz w:val="17"/>
               </w:rPr>
-              <w:t>Wet areas (plunge, float, sauna corridor)</w:t>
+              <w:t>Wet areas (plunge, showers, sauna corridor)</w:t>
             </w:r>
           </w:p>
         </w:tc>
@@ -1231,7 +1146,7 @@
                 <w:color w:val="4A3A2C"/>
                 <w:sz w:val="17"/>
               </w:rPr>
-              <w:t>Housekeeping</w:t>
+              <w:t>Cleaning support and laundry</w:t>
             </w:r>
           </w:p>
         </w:tc>
@@ -1252,50 +1167,6 @@
                 <w:sz w:val="17"/>
               </w:rPr>
               <w:t>Closed, non-slip shoes</w:t>
-            </w:r>
-          </w:p>
-        </w:tc>
-      </w:tr>
-      <w:tr>
-        <w:tc>
-          <w:tcPr>
-            <w:tcW w:type="dxa" w:w="4706"/>
-            <w:shd w:val="clear" w:color="auto" w:fill="FBF5EE"/>
-          </w:tcPr>
-          <w:p>
-            <w:pPr>
-              <w:spacing w:before="40" w:after="40" w:line="276" w:lineRule="auto"/>
-            </w:pPr>
-            <w:r>
-              <w:rPr>
-                <w:rFonts w:ascii="Jost" w:hAnsi="Jost" w:cs="Jost" w:eastAsia="Jost"/>
-                <w:b w:val="0"/>
-                <w:i w:val="0"/>
-                <w:color w:val="4A3A2C"/>
-                <w:sz w:val="17"/>
-              </w:rPr>
-              <w:t>Clinical room</w:t>
-            </w:r>
-          </w:p>
-        </w:tc>
-        <w:tc>
-          <w:tcPr>
-            <w:tcW w:type="dxa" w:w="4706"/>
-            <w:shd w:val="clear" w:color="auto" w:fill="FBF5EE"/>
-          </w:tcPr>
-          <w:p>
-            <w:pPr>
-              <w:spacing w:before="40" w:after="40" w:line="276" w:lineRule="auto"/>
-            </w:pPr>
-            <w:r>
-              <w:rPr>
-                <w:rFonts w:ascii="Jost" w:hAnsi="Jost" w:cs="Jost" w:eastAsia="Jost"/>
-                <w:b w:val="0"/>
-                <w:i w:val="0"/>
-                <w:color w:val="4A3A2C"/>
-                <w:sz w:val="17"/>
-              </w:rPr>
-              <w:t>Closed, cleanable shoes, per DHA infection control</w:t>
             </w:r>
           </w:p>
         </w:tc>
@@ -1364,7 +1235,7 @@
           <w:color w:val="4A3A2C"/>
           <w:sz w:val="20"/>
         </w:rPr>
-        <w:t>Badges show first name and role, for example "Host" or "Clinician". Clinical staff badges also show their DHA licence status as required.</w:t>
+        <w:t>Badges show first name and role, for example "Host" or "Healer".</w:t>
       </w:r>
     </w:p>
     <w:p>
@@ -1555,7 +1426,7 @@
           <w:color w:val="4A3A2C"/>
           <w:sz w:val="20"/>
         </w:rPr>
-        <w:t>Facial hair is neatly trimmed or clean shaven. Clinical staff follow any DHA infection-control requirements.</w:t>
+        <w:t>Facial hair is neatly trimmed or clean shaven.</w:t>
       </w:r>
     </w:p>
     <w:p>
@@ -1602,7 +1473,7 @@
           <w:color w:val="4A3A2C"/>
           <w:sz w:val="20"/>
         </w:rPr>
-        <w:t>Hosts, housekeeping and clinical staff: no acrylics, gels or extensions; these trap bacteria and can catch on equipment, compression boots and guest skin. Clear or nude polish only, without chips.</w:t>
+        <w:t>Hosts, Healers and cleaning support: no acrylics, gels or extensions; these trap bacteria and can catch on equipment, compression boots and guest skin. Clear or nude polish only, without chips.</w:t>
       </w:r>
     </w:p>
     <w:p>
@@ -1648,7 +1519,7 @@
           <w:color w:val="4A3A2C"/>
           <w:sz w:val="20"/>
         </w:rPr>
-        <w:t>Natural and minimal. Avoid heavy foundation, glitter or strong lipstick, which can transfer onto robes and towels and does not suit our calm look.</w:t>
+        <w:t>Natural and minimal. Avoid heavy foundation, glitter or strong lipstick, which can transfer onto robes, Aura-branded towels and guest clothing and does not suit our calm look.</w:t>
       </w:r>
     </w:p>
     <w:p>
@@ -1677,7 +1548,7 @@
           <w:color w:val="4A3A2C"/>
           <w:sz w:val="20"/>
         </w:rPr>
-        <w:t>Fragrance is a safety and comfort matter at The Aura. The salt cabin combines halotherapy with aromatherapy, breathwork guests are breathing deeply, and float guests are in sensory reduction.</w:t>
+        <w:t>Fragrance is a safety and comfort matter at The Aura. The salt cabin combines halotherapy with aromatherapy, breathwork and sound-healing guests are breathing deeply with eyes closed, and dry float guests are resting in a quiet room.</w:t>
       </w:r>
     </w:p>
     <w:p>
@@ -1741,6 +1612,22 @@
           <w:color w:val="4A3A2C"/>
           <w:sz w:val="20"/>
         </w:rPr>
+        <w:t>Retail fragrances are demonstrated on a test strip at the retail display, never sprayed on yourself or in treatment rooms.</w:t>
+      </w:r>
+    </w:p>
+    <w:p>
+      <w:pPr>
+        <w:pStyle w:val="ListBullet"/>
+        <w:spacing w:before="0" w:after="60" w:line="300" w:lineRule="auto"/>
+      </w:pPr>
+      <w:r>
+        <w:rPr>
+          <w:rFonts w:ascii="Jost" w:hAnsi="Jost" w:cs="Jost" w:eastAsia="Jost"/>
+          <w:b w:val="0"/>
+          <w:i w:val="0"/>
+          <w:color w:val="4A3A2C"/>
+          <w:sz w:val="20"/>
+        </w:rPr>
         <w:t>If a guest or colleague comments on a scent, the duty lead may ask you to change or wash.</w:t>
       </w:r>
     </w:p>
@@ -1771,7 +1658,7 @@
           <w:color w:val="4A3A2C"/>
           <w:sz w:val="20"/>
         </w:rPr>
-        <w:t>Hosts, housekeeping and clinical staff: a plain wedding band, small stud earrings and a simple religious item worn under the uniform. Nothing that dangles, jangles or can catch.</w:t>
+        <w:t>Hosts, Healers and cleaning support: a plain wedding band, small stud earrings and a simple religious item worn under the uniform. Nothing that dangles, jangles or can catch.</w:t>
       </w:r>
     </w:p>
     <w:p>
@@ -1913,7 +1800,7 @@
           <w:color w:val="4A3A2C"/>
           <w:sz w:val="20"/>
         </w:rPr>
-        <w:t>Hosts do not enter the cold plunge, sauna or float with a guest. Where a demonstration is needed, it is given fully clothed.</w:t>
+        <w:t>Hosts do not enter the cold plunge, sauna or dry float bed with a guest. Where a demonstration is needed, it is given fully clothed.</w:t>
       </w:r>
     </w:p>
     <w:p>
